--- a/docs/滑坡与泥石流_单元与课时教学设计.docx
+++ b/docs/滑坡与泥石流_单元与课时教学设计.docx
@@ -667,7 +667,7 @@
           <w:b/>
           <w:color w:val="404040"/>
         </w:rPr>
-        <w:t>暴雨或地震</w:t>
+        <w:t>暴雨、地震或冰岩崩/冰湖溃决</w:t>
       </w:r>
       <w:r>
         <w:rPr>
@@ -688,7 +688,21 @@
           <w:b w:val="0"/>
           <w:color w:val="404040"/>
         </w:rPr>
-        <w:t>的产物。GIS 图层叠加是揭示这种空间耦合关系、开展灾害风险评估的核心方法。</w:t>
+        <w:t>的产物。GIS 图层叠加是揭示这种空间耦合关系、开展灾害风险评估的核心方法。在气候变暖的高寒山区，"扳机"本身可能是一个更长的灾害链的起点——灾害会以</w:t>
+      </w:r>
+      <w:r>
+        <w:rPr>
+          <w:b/>
+          <w:color w:val="404040"/>
+        </w:rPr>
+        <w:t>链式放大、跨境传导</w:t>
+      </w:r>
+      <w:r>
+        <w:rPr>
+          <w:b w:val="0"/>
+          <w:color w:val="404040"/>
+        </w:rPr>
+        <w:t>的方式演化。</w:t>
       </w:r>
     </w:p>
     <w:p>
@@ -883,7 +897,7 @@
                 <w:b w:val="0"/>
                 <w:sz w:val="20"/>
               </w:rPr>
-              <w:t>通过舟曲（高差 2400 m 的深切峡谷、暴雨型）与北海道胆振（100–400 m 火山灰低丘陵、地震型）的对比，归纳两类灾害成因的共性（松散物质+坡+水）与区域差异</w:t>
+              <w:t>通过舟曲（高差 2400 m 的深切峡谷、暴雨型）、北海道胆振（100–400 m 火山灰低丘陵、地震型）与吉隆口岸（3400 m 落差的高山峡谷、气候变暖驱动型）的对比，归纳三类灾害成因的共性（松散物质+坡+水）与区域差异</w:t>
             </w:r>
           </w:p>
         </w:tc>
@@ -1380,10 +1394,17 @@
             </w:r>
             <w:r>
               <w:rPr>
+                <w:b/>
+                <w:sz w:val="20"/>
+              </w:rPr>
+              <w:t>吉隆口岸双事件（2025 溃决洪水＋2026 冰岩崩）灾害链解构</w:t>
+            </w:r>
+            <w:r>
+              <w:rPr>
                 <w:b w:val="0"/>
                 <w:sz w:val="20"/>
               </w:rPr>
-              <w:t>由成因推导防灾减灾措施；GIS 在灾害监测、预警、区划中的应用（易发性图层思路）；小组完成并汇报"风险研判与防灾建议报告"</w:t>
+              <w:t>：在真实 DEM 底图上完成"看分布 → 叠图层 → 析成因 → 提对策"完整探究；由灾害链推导防灾减灾措施；GIS 在灾害监测、预警、区划中的应用（易发性图层思路）；小组完成并汇报"风险研判与防灾建议报告"</w:t>
             </w:r>
           </w:p>
         </w:tc>
@@ -1430,7 +1451,19 @@
         <w:rPr>
           <w:b w:val="0"/>
         </w:rPr>
-        <w:t>"的完整链条，第 2 课时是承上启下的核心：它把第 1 课时的"灾害现象"转化为"成因问题"，又为第 3 课时的"对策制定"提供因果依据。</w:t>
+        <w:t>"的完整链条，第 2 课时是承上启下的核心：它把第 1 课时的"灾害现象"转化为"成因问题"，又为第 3 课时的"对策制定"提供因果依据。第 3 课时引入第三个真实案例——中尼边境吉隆口岸"同一条沟、两年内两次巨灾"（2025 冰湖溃决洪水、2026 冰岩崩泥石流），将探究从"单一事件成因"升级为"</w:t>
+      </w:r>
+      <w:r>
+        <w:rPr>
+          <w:b/>
+        </w:rPr>
+        <w:t>气候背景 → 物源积累 → 地形放大 → 链式传导</w:t>
+      </w:r>
+      <w:r>
+        <w:rPr>
+          <w:b w:val="0"/>
+        </w:rPr>
+        <w:t>"的灾害链思维，并以"风险研判与防灾建议报告"的完成与汇报收束单元大任务。</w:t>
       </w:r>
     </w:p>
     <w:p>
@@ -1665,7 +1698,7 @@
                 <w:b w:val="0"/>
                 <w:sz w:val="20"/>
               </w:rPr>
-              <w:t>案例档案</w:t>
+              <w:t>吉隆口岸跨境泥石流双事件解构工具</w:t>
             </w:r>
           </w:p>
         </w:tc>
@@ -1685,29 +1718,14 @@
                 <w:color w:val="C00000"/>
                 <w:sz w:val="20"/>
               </w:rPr>
-              <w:t>cases/zhouqu/</w:t>
+              <w:t>tools/gyirong-debris-flow/index.html</w:t>
             </w:r>
             <w:r>
               <w:rPr>
                 <w:b w:val="0"/>
                 <w:sz w:val="20"/>
               </w:rPr>
-              <w:t>、</w:t>
-            </w:r>
-            <w:r>
-              <w:rPr>
-                <w:rFonts w:ascii="Consolas" w:hAnsi="Consolas" w:eastAsia="微软雅黑"/>
-                <w:color w:val="C00000"/>
-                <w:sz w:val="20"/>
-              </w:rPr>
-              <w:t>cases/hokkaido-iburi/</w:t>
-            </w:r>
-            <w:r>
-              <w:rPr>
-                <w:b w:val="0"/>
-                <w:sz w:val="20"/>
-              </w:rPr>
-              <w:t xml:space="preserve"> README（事件要素表、灾害链时间线、参考文献与数据说明）</w:t>
+              <w:t>：全球 DEM 高程晕渲底图、2026 冰岩崩源区与运动路径（示意）、2025 溃决湖与洪水路径（示意）、上游冰湖群、2015 尼泊尔双震震中（USGS 在线复核）、测距工具</w:t>
             </w:r>
           </w:p>
         </w:tc>
@@ -1726,7 +1744,7 @@
                 <w:b w:val="0"/>
                 <w:sz w:val="20"/>
               </w:rPr>
-              <w:t>教师备课底稿；数据真实性、不确定性的教学素材</w:t>
+              <w:t>气候变暖型灾害链探究、第 3 课时收官主工具</w:t>
             </w:r>
           </w:p>
         </w:tc>
@@ -1747,7 +1765,7 @@
                 <w:b w:val="0"/>
                 <w:sz w:val="20"/>
               </w:rPr>
-              <w:t>学习任务单</w:t>
+              <w:t>案例档案</w:t>
             </w:r>
           </w:p>
         </w:tc>
@@ -1763,10 +1781,48 @@
             </w:r>
             <w:r>
               <w:rPr>
+                <w:rFonts w:ascii="Consolas" w:hAnsi="Consolas" w:eastAsia="微软雅黑"/>
+                <w:color w:val="C00000"/>
+                <w:sz w:val="20"/>
+              </w:rPr>
+              <w:t>cases/zhouqu/</w:t>
+            </w:r>
+            <w:r>
+              <w:rPr>
                 <w:b w:val="0"/>
                 <w:sz w:val="20"/>
               </w:rPr>
-              <w:t>随课时配套，见第二部分附录</w:t>
+              <w:t>、</w:t>
+            </w:r>
+            <w:r>
+              <w:rPr>
+                <w:rFonts w:ascii="Consolas" w:hAnsi="Consolas" w:eastAsia="微软雅黑"/>
+                <w:color w:val="C00000"/>
+                <w:sz w:val="20"/>
+              </w:rPr>
+              <w:t>cases/hokkaido-iburi/</w:t>
+            </w:r>
+            <w:r>
+              <w:rPr>
+                <w:b w:val="0"/>
+                <w:sz w:val="20"/>
+              </w:rPr>
+              <w:t>、</w:t>
+            </w:r>
+            <w:r>
+              <w:rPr>
+                <w:rFonts w:ascii="Consolas" w:hAnsi="Consolas" w:eastAsia="微软雅黑"/>
+                <w:color w:val="C00000"/>
+                <w:sz w:val="20"/>
+              </w:rPr>
+              <w:t>cases/gyirong/</w:t>
+            </w:r>
+            <w:r>
+              <w:rPr>
+                <w:b w:val="0"/>
+                <w:sz w:val="20"/>
+              </w:rPr>
+              <w:t xml:space="preserve"> README（事件要素表、灾害链时间线、参考文献与数据说明）</w:t>
             </w:r>
           </w:p>
         </w:tc>
@@ -1785,6 +1841,65 @@
                 <w:b w:val="0"/>
                 <w:sz w:val="20"/>
               </w:rPr>
+              <w:t>教师备课底稿；数据真实性、不确定性的教学素材</w:t>
+            </w:r>
+          </w:p>
+        </w:tc>
+      </w:tr>
+      <w:tr>
+        <w:tc>
+          <w:tcPr>
+            <w:tcW w:type="dxa" w:w="3097"/>
+          </w:tcPr>
+          <w:p>
+            <w:r>
+              <w:rPr>
+                <w:sz w:val="20"/>
+              </w:rPr>
+            </w:r>
+            <w:r>
+              <w:rPr>
+                <w:b w:val="0"/>
+                <w:sz w:val="20"/>
+              </w:rPr>
+              <w:t>学习任务单</w:t>
+            </w:r>
+          </w:p>
+        </w:tc>
+        <w:tc>
+          <w:tcPr>
+            <w:tcW w:type="dxa" w:w="3097"/>
+          </w:tcPr>
+          <w:p>
+            <w:r>
+              <w:rPr>
+                <w:sz w:val="20"/>
+              </w:rPr>
+            </w:r>
+            <w:r>
+              <w:rPr>
+                <w:b w:val="0"/>
+                <w:sz w:val="20"/>
+              </w:rPr>
+              <w:t>随课时配套，见第二部分附录</w:t>
+            </w:r>
+          </w:p>
+        </w:tc>
+        <w:tc>
+          <w:tcPr>
+            <w:tcW w:type="dxa" w:w="3097"/>
+          </w:tcPr>
+          <w:p>
+            <w:r>
+              <w:rPr>
+                <w:sz w:val="20"/>
+              </w:rPr>
+            </w:r>
+            <w:r>
+              <w:rPr>
+                <w:b w:val="0"/>
+                <w:sz w:val="20"/>
+              </w:rPr>
               <w:t>学生探究支架</w:t>
             </w:r>
           </w:p>
@@ -1833,7 +1948,19 @@
         <w:rPr>
           <w:b w:val="0"/>
         </w:rPr>
-        <w:t>：舟曲工具中的沟道、流域、城区为依公开文献绘制的教学示意；北海道工具中喜多耕一编目为个人判读成果，不同机构滑坡编目数量（3307–10120 处不等）的差异本身即是"科学数据具有不确定性"的教学素材，教师应主动向学生说明。</w:t>
+        <w:t>：舟曲工具中的沟道、流域、城区为依公开文献绘制的教学示意；北海道工具中喜多耕一编目为个人判读成果，不同机构滑坡编目数量（3307–10120 处不等）的差异本身即是"科学数据具有不确定性"的教学素材；吉隆工具中的源区、路径、冰湖位置为依公开文献手工勾绘的教学示意（已在图例中逐项标注"示意"），但其 DEM 底图与 USGS 震中为真实数据——</w:t>
+      </w:r>
+      <w:r>
+        <w:rPr>
+          <w:b/>
+        </w:rPr>
+        <w:t>同一工具内真实与示意并存，正是引导学生辨析数据性质的现成素材</w:t>
+      </w:r>
+      <w:r>
+        <w:rPr>
+          <w:b w:val="0"/>
+        </w:rPr>
+        <w:t>。教师应主动向学生说明。</w:t>
       </w:r>
     </w:p>
     <w:p>
@@ -4687,6 +4814,2369 @@
           <w:b w:val="0"/>
         </w:rPr>
         <w:t>：为什么不同机构圈定的北海道滑坡数量从 3307 到 10120 处差别巨大？________________________________。</w:t>
+      </w:r>
+    </w:p>
+    <w:p>
+      <w:pPr>
+        <w:pBdr>
+          <w:bottom w:val="single" w:sz="6" w:space="1" w:color="999999"/>
+        </w:pBdr>
+        <w:spacing w:after="160"/>
+      </w:pPr>
+    </w:p>
+    <w:p>
+      <w:pPr>
+        <w:pStyle w:val="Heading1"/>
+      </w:pPr>
+      <w:r>
+        <w:rPr>
+          <w:b w:val="0"/>
+        </w:rPr>
+        <w:t>第三部分　第 3 课时教学设计（单元收官课）</w:t>
+      </w:r>
+    </w:p>
+    <w:p>
+      <w:pPr>
+        <w:pStyle w:val="Heading2"/>
+      </w:pPr>
+      <w:r>
+        <w:rPr>
+          <w:b w:val="0"/>
+        </w:rPr>
+        <w:t>一、课题与课型</w:t>
+      </w:r>
+    </w:p>
+    <w:p>
+      <w:pPr>
+        <w:pStyle w:val="ListBullet"/>
+      </w:pPr>
+      <w:r>
+        <w:rPr>
+          <w:b/>
+        </w:rPr>
+        <w:t>课题</w:t>
+      </w:r>
+      <w:r>
+        <w:rPr>
+          <w:b w:val="0"/>
+        </w:rPr>
+        <w:t>：一条沟的两年两爆——从吉隆口岸跨境泥石流看灾害链与防灾减灾</w:t>
+      </w:r>
+    </w:p>
+    <w:p>
+      <w:pPr>
+        <w:pStyle w:val="ListBullet"/>
+      </w:pPr>
+      <w:r>
+        <w:rPr>
+          <w:b/>
+        </w:rPr>
+        <w:t>课题内容</w:t>
+      </w:r>
+      <w:r>
+        <w:rPr>
+          <w:b w:val="0"/>
+        </w:rPr>
+        <w:t>：上海版必修第一册 第四单元 陆地环境 · 主题12 常见的地质灾害（防灾减灾单元任务收官）</w:t>
+      </w:r>
+    </w:p>
+    <w:p>
+      <w:pPr>
+        <w:pStyle w:val="ListBullet"/>
+      </w:pPr>
+      <w:r>
+        <w:rPr>
+          <w:b/>
+        </w:rPr>
+        <w:t>课型</w:t>
+      </w:r>
+      <w:r>
+        <w:rPr>
+          <w:b w:val="0"/>
+        </w:rPr>
+        <w:t>：探究课 + 单元成果汇报课（机房环境，1 课时 40 分钟）</w:t>
+      </w:r>
+    </w:p>
+    <w:p>
+      <w:pPr>
+        <w:pStyle w:val="ListBullet"/>
+      </w:pPr>
+      <w:r>
+        <w:rPr>
+          <w:b/>
+        </w:rPr>
+        <w:t>配套工具</w:t>
+      </w:r>
+      <w:r>
+        <w:rPr>
+          <w:b w:val="0"/>
+        </w:rPr>
+        <w:t xml:space="preserve">：Hello-ai-GIS 之 </w:t>
+      </w:r>
+      <w:r>
+        <w:rPr>
+          <w:rFonts w:ascii="Consolas" w:hAnsi="Consolas" w:eastAsia="微软雅黑"/>
+          <w:color w:val="C00000"/>
+          <w:sz w:val="20"/>
+        </w:rPr>
+        <w:t>gyirong-debris-flow</w:t>
+      </w:r>
+      <w:r>
+        <w:rPr>
+          <w:b w:val="0"/>
+        </w:rPr>
+        <w:t>（吉隆口岸 2025 溃决洪水 + 2026 冰岩崩双事件灾害链解构工具）</w:t>
+      </w:r>
+    </w:p>
+    <w:p>
+      <w:pPr>
+        <w:pStyle w:val="Heading2"/>
+      </w:pPr>
+      <w:r>
+        <w:rPr>
+          <w:b w:val="0"/>
+        </w:rPr>
+        <w:t>二、教学目标</w:t>
+      </w:r>
+    </w:p>
+    <w:p>
+      <w:pPr>
+        <w:pStyle w:val="ListNumber"/>
+      </w:pPr>
+      <w:r>
+        <w:rPr>
+          <w:b/>
+        </w:rPr>
+        <w:t>知识与技能</w:t>
+      </w:r>
+      <w:r>
+        <w:rPr>
+          <w:b w:val="0"/>
+        </w:rPr>
+        <w:t>：运用"气候背景 → 物源条件 → 地形条件 → 链式放大"四环节框架，说明吉隆口岸两次跨境灾害的成因与相互关系；基于灾害链为山区口岸/城镇提出防灾减灾建议，完成"风险研判与防灾建议报告"。</w:t>
+      </w:r>
+    </w:p>
+    <w:p>
+      <w:pPr>
+        <w:pStyle w:val="ListNumber"/>
+      </w:pPr>
+      <w:r>
+        <w:rPr>
+          <w:b/>
+        </w:rPr>
+        <w:t>过程与方法</w:t>
+      </w:r>
+      <w:r>
+        <w:rPr>
+          <w:b w:val="0"/>
+        </w:rPr>
+        <w:t>：经历一次完整的"</w:t>
+      </w:r>
+      <w:r>
+        <w:rPr>
+          <w:b/>
+        </w:rPr>
+        <w:t>看分布 → 叠图层 → 析成因 → 提对策</w:t>
+      </w:r>
+      <w:r>
+        <w:rPr>
+          <w:b w:val="0"/>
+        </w:rPr>
+        <w:t>"探究闭环；在全球 DEM 晕渲底图上叠加示意路径、冰湖群、地震震中等图层，用测距工具获取并计算运动速度（22 km ÷ 7 min ≈ 52 m/s）。</w:t>
+      </w:r>
+    </w:p>
+    <w:p>
+      <w:pPr>
+        <w:pStyle w:val="ListNumber"/>
+      </w:pPr>
+      <w:r>
+        <w:rPr>
+          <w:b/>
+        </w:rPr>
+        <w:t>情感态度价值观</w:t>
+      </w:r>
+      <w:r>
+        <w:rPr>
+          <w:b w:val="0"/>
+        </w:rPr>
+        <w:t>：认识气候变暖背景下"降水偏少仍成灾"的新挑战，理解灾害的跨境传导特性与跨境防灾合作的意义，深化"尊重自然规律、防患于未然"的人地协调观。</w:t>
+      </w:r>
+    </w:p>
+    <w:p>
+      <w:pPr>
+        <w:pStyle w:val="IntenseQuote"/>
+        <w:ind w:left="425"/>
+      </w:pPr>
+      <w:r>
+        <w:rPr>
+          <w:b/>
+          <w:color w:val="404040"/>
+        </w:rPr>
+        <w:t>本课聚焦目标</w:t>
+      </w:r>
+      <w:r>
+        <w:rPr>
+          <w:b w:val="0"/>
+          <w:color w:val="404040"/>
+        </w:rPr>
+        <w:t>：让学生把前两课时"单一事件、单一扳机"的成因思维，升级为"</w:t>
+      </w:r>
+      <w:r>
+        <w:rPr>
+          <w:b/>
+          <w:color w:val="404040"/>
+        </w:rPr>
+        <w:t>灾害是相互放大、跨境传导的连续过程</w:t>
+      </w:r>
+      <w:r>
+        <w:rPr>
+          <w:b w:val="0"/>
+          <w:color w:val="404040"/>
+        </w:rPr>
+        <w:t>"的灾害链思维，并用这种思维提出系统性对策。</w:t>
+      </w:r>
+    </w:p>
+    <w:p>
+      <w:pPr>
+        <w:pStyle w:val="Heading2"/>
+      </w:pPr>
+      <w:r>
+        <w:rPr>
+          <w:b w:val="0"/>
+        </w:rPr>
+        <w:t>三、教学重点与难点</w:t>
+      </w:r>
+    </w:p>
+    <w:p>
+      <w:pPr>
+        <w:pStyle w:val="ListBullet"/>
+      </w:pPr>
+      <w:r>
+        <w:rPr>
+          <w:b/>
+        </w:rPr>
+        <w:t>重点</w:t>
+      </w:r>
+      <w:r>
+        <w:rPr>
+          <w:b w:val="0"/>
+        </w:rPr>
+        <w:t>：灾害链四环节框架的建构与运用；从成因到对策的逻辑推导。</w:t>
+      </w:r>
+    </w:p>
+    <w:p>
+      <w:pPr>
+        <w:pStyle w:val="ListBullet"/>
+      </w:pPr>
+      <w:r>
+        <w:rPr>
+          <w:b/>
+        </w:rPr>
+        <w:t>难点</w:t>
+      </w:r>
+      <w:r>
+        <w:rPr>
+          <w:b w:val="0"/>
+        </w:rPr>
+        <w:t>：理解 2026 事件"</w:t>
+      </w:r>
+      <w:r>
+        <w:rPr>
+          <w:b/>
+        </w:rPr>
+        <w:t>前期降水偏少、并非暴雨触发</w:t>
+      </w:r>
+      <w:r>
+        <w:rPr>
+          <w:b w:val="0"/>
+        </w:rPr>
+        <w:t>"——气候变暖下冰岩体长期蠕变是"慢变量"，传统"降水阈值预警"存在盲区。</w:t>
+      </w:r>
+    </w:p>
+    <w:p>
+      <w:pPr>
+        <w:pStyle w:val="Heading2"/>
+      </w:pPr>
+      <w:r>
+        <w:rPr>
+          <w:b w:val="0"/>
+        </w:rPr>
+        <w:t>四、学情与教学准备</w:t>
+      </w:r>
+    </w:p>
+    <w:p>
+      <w:pPr>
+        <w:pStyle w:val="ListBullet"/>
+      </w:pPr>
+      <w:r>
+        <w:rPr>
+          <w:b w:val="0"/>
+        </w:rPr>
+        <w:t>学生已完成第 1、2 课时，掌握"内在条件 + 触发因子"分析框架与图层叠加操作；本课是其</w:t>
+      </w:r>
+      <w:r>
+        <w:rPr>
+          <w:b/>
+        </w:rPr>
+        <w:t>综合迁移与收官运用</w:t>
+      </w:r>
+      <w:r>
+        <w:rPr>
+          <w:b w:val="0"/>
+        </w:rPr>
+        <w:t>。</w:t>
+      </w:r>
+    </w:p>
+    <w:p>
+      <w:pPr>
+        <w:pStyle w:val="ListBullet"/>
+      </w:pPr>
+      <w:r>
+        <w:rPr>
+          <w:b w:val="0"/>
+        </w:rPr>
+        <w:t>机房可访问吉隆工具（零安装 HTML 单文件）；学生 4 人一组，角色分工延续第 2 课时。</w:t>
+      </w:r>
+    </w:p>
+    <w:p>
+      <w:pPr>
+        <w:pStyle w:val="ListBullet"/>
+      </w:pPr>
+      <w:r>
+        <w:rPr>
+          <w:b w:val="0"/>
+        </w:rPr>
+        <w:t>每组一份本课任务单（见附录二）；教师机可广播演示。</w:t>
+      </w:r>
+    </w:p>
+    <w:p>
+      <w:pPr>
+        <w:pStyle w:val="Heading2"/>
+      </w:pPr>
+      <w:r>
+        <w:rPr>
+          <w:b w:val="0"/>
+        </w:rPr>
+        <w:t>五、教学方法</w:t>
+      </w:r>
+    </w:p>
+    <w:p>
+      <w:r>
+        <w:rPr>
+          <w:b w:val="0"/>
+        </w:rPr>
+        <w:t>案例探究法、问题链驱动法、角色扮演法（"口岸灾害风险研判员"）。</w:t>
+      </w:r>
+    </w:p>
+    <w:p>
+      <w:pPr>
+        <w:pStyle w:val="Heading2"/>
+      </w:pPr>
+      <w:r>
+        <w:rPr>
+          <w:b w:val="0"/>
+        </w:rPr>
+        <w:t>六、教学过程（40 分钟）</w:t>
+      </w:r>
+    </w:p>
+    <w:p>
+      <w:pPr>
+        <w:pStyle w:val="Heading3"/>
+      </w:pPr>
+      <w:r>
+        <w:rPr>
+          <w:b w:val="0"/>
+        </w:rPr>
+        <w:t>环节一　情境导入：同一条沟，两年两爆（4 分钟）</w:t>
+      </w:r>
+    </w:p>
+    <w:p>
+      <w:r>
+        <w:rPr>
+          <w:b/>
+        </w:rPr>
+        <w:t>教师活动</w:t>
+      </w:r>
+      <w:r>
+        <w:rPr>
+          <w:b w:val="0"/>
+        </w:rPr>
+        <w:t>：展示吉隆口岸两张对比图——2025 年 7 月 8 日，中尼友谊桥被溃决洪水冲毁、17 名中方人员失联；2026 年 8 月 26 日，泥石流约 7 分钟冲抵口岸、27 栋建筑夷平。强调三个细节：① 同一条沟（东林藏布）；② 同一个口岸；③ 2026 年那次，</w:t>
+      </w:r>
+      <w:r>
+        <w:rPr>
+          <w:b/>
+        </w:rPr>
+        <w:t>前期降水偏少</w:t>
+      </w:r>
+      <w:r>
+        <w:rPr>
+          <w:b w:val="0"/>
+        </w:rPr>
+        <w:t>。</w:t>
+      </w:r>
+    </w:p>
+    <w:p>
+      <w:r>
+        <w:rPr>
+          <w:b/>
+        </w:rPr>
+        <w:t>提出问题</w:t>
+      </w:r>
+      <w:r>
+        <w:rPr>
+          <w:b w:val="0"/>
+        </w:rPr>
+        <w:t>：没有暴雨、没有地震，这场泥石流是谁"扣的扳机"？2025 年那场洪水，和 2026 年这场泥石流，是同一件事的两次爆发吗？</w:t>
+      </w:r>
+    </w:p>
+    <w:p>
+      <w:r>
+        <w:rPr>
+          <w:b/>
+        </w:rPr>
+        <w:t>学生活动</w:t>
+      </w:r>
+      <w:r>
+        <w:rPr>
+          <w:b w:val="0"/>
+        </w:rPr>
+        <w:t>：观看、提出猜想。</w:t>
+      </w:r>
+    </w:p>
+    <w:p>
+      <w:r>
+        <w:rPr>
+          <w:b/>
+        </w:rPr>
+        <w:t>设计意图</w:t>
+      </w:r>
+      <w:r>
+        <w:rPr>
+          <w:b w:val="0"/>
+        </w:rPr>
+        <w:t>：用"降水偏少仍成灾"制造认知冲突，打破前两课时"暴雨/地震扣扳机"的固有图式，引出"灾害链"新概念。</w:t>
+      </w:r>
+    </w:p>
+    <w:p>
+      <w:pPr>
+        <w:pStyle w:val="Heading3"/>
+      </w:pPr>
+      <w:r>
+        <w:rPr>
+          <w:b w:val="0"/>
+        </w:rPr>
+        <w:t>环节二　双事件对比：时间线上的两次灾难（6 分钟）</w:t>
+      </w:r>
+    </w:p>
+    <w:p>
+      <w:r>
+        <w:rPr>
+          <w:b/>
+        </w:rPr>
+        <w:t>任务布置</w:t>
+      </w:r>
+      <w:r>
+        <w:rPr>
+          <w:b w:val="0"/>
+        </w:rPr>
+        <w:t>：打开"事件对比"页签，小组填写双事件对比表。</w:t>
+      </w:r>
+    </w:p>
+    <w:tbl>
+      <w:tblPr>
+        <w:tblStyle w:val="TableGrid"/>
+        <w:tblW w:type="auto" w:w="0"/>
+        <w:jc w:val="center"/>
+        <w:tblLook w:firstColumn="1" w:firstRow="1" w:lastColumn="0" w:lastRow="0" w:noHBand="0" w:noVBand="1" w:val="04A0"/>
+      </w:tblPr>
+      <w:tblGrid>
+        <w:gridCol w:w="3097"/>
+        <w:gridCol w:w="3097"/>
+        <w:gridCol w:w="3097"/>
+      </w:tblGrid>
+      <w:tr>
+        <w:tc>
+          <w:tcPr>
+            <w:tcW w:type="dxa" w:w="3097"/>
+            <w:shd w:val="clear" w:fill="D9E2F3"/>
+          </w:tcPr>
+          <w:p>
+            <w:r>
+              <w:rPr>
+                <w:b/>
+              </w:rPr>
+            </w:r>
+            <w:r>
+              <w:rPr>
+                <w:b/>
+              </w:rPr>
+              <w:t>对比项</w:t>
+            </w:r>
+          </w:p>
+        </w:tc>
+        <w:tc>
+          <w:tcPr>
+            <w:tcW w:type="dxa" w:w="3097"/>
+            <w:shd w:val="clear" w:fill="D9E2F3"/>
+          </w:tcPr>
+          <w:p>
+            <w:r>
+              <w:rPr>
+                <w:b/>
+              </w:rPr>
+            </w:r>
+            <w:r>
+              <w:rPr>
+                <w:b/>
+              </w:rPr>
+              <w:t>2025-07-08</w:t>
+            </w:r>
+          </w:p>
+        </w:tc>
+        <w:tc>
+          <w:tcPr>
+            <w:tcW w:type="dxa" w:w="3097"/>
+            <w:shd w:val="clear" w:fill="D9E2F3"/>
+          </w:tcPr>
+          <w:p>
+            <w:r>
+              <w:rPr>
+                <w:b/>
+              </w:rPr>
+            </w:r>
+            <w:r>
+              <w:rPr>
+                <w:b/>
+              </w:rPr>
+              <w:t>2026-08-26</w:t>
+            </w:r>
+          </w:p>
+        </w:tc>
+      </w:tr>
+      <w:tr>
+        <w:tc>
+          <w:tcPr>
+            <w:tcW w:type="dxa" w:w="3097"/>
+          </w:tcPr>
+          <w:p>
+            <w:r>
+              <w:rPr>
+                <w:sz w:val="20"/>
+              </w:rPr>
+            </w:r>
+            <w:r>
+              <w:rPr>
+                <w:b w:val="0"/>
+                <w:sz w:val="20"/>
+              </w:rPr>
+              <w:t>触发类型</w:t>
+            </w:r>
+          </w:p>
+        </w:tc>
+        <w:tc>
+          <w:tcPr>
+            <w:tcW w:type="dxa" w:w="3097"/>
+          </w:tcPr>
+          <w:p>
+            <w:r>
+              <w:rPr>
+                <w:sz w:val="20"/>
+              </w:rPr>
+            </w:r>
+          </w:p>
+        </w:tc>
+        <w:tc>
+          <w:tcPr>
+            <w:tcW w:type="dxa" w:w="3097"/>
+          </w:tcPr>
+          <w:p>
+            <w:r>
+              <w:rPr>
+                <w:sz w:val="20"/>
+              </w:rPr>
+            </w:r>
+          </w:p>
+        </w:tc>
+      </w:tr>
+      <w:tr>
+        <w:tc>
+          <w:tcPr>
+            <w:tcW w:type="dxa" w:w="3097"/>
+          </w:tcPr>
+          <w:p>
+            <w:r>
+              <w:rPr>
+                <w:sz w:val="20"/>
+              </w:rPr>
+            </w:r>
+            <w:r>
+              <w:rPr>
+                <w:b w:val="0"/>
+                <w:sz w:val="20"/>
+              </w:rPr>
+              <w:t>启动位置（海拔）</w:t>
+            </w:r>
+          </w:p>
+        </w:tc>
+        <w:tc>
+          <w:tcPr>
+            <w:tcW w:type="dxa" w:w="3097"/>
+          </w:tcPr>
+          <w:p>
+            <w:r>
+              <w:rPr>
+                <w:sz w:val="20"/>
+              </w:rPr>
+            </w:r>
+          </w:p>
+        </w:tc>
+        <w:tc>
+          <w:tcPr>
+            <w:tcW w:type="dxa" w:w="3097"/>
+          </w:tcPr>
+          <w:p>
+            <w:r>
+              <w:rPr>
+                <w:sz w:val="20"/>
+              </w:rPr>
+            </w:r>
+          </w:p>
+        </w:tc>
+      </w:tr>
+      <w:tr>
+        <w:tc>
+          <w:tcPr>
+            <w:tcW w:type="dxa" w:w="3097"/>
+          </w:tcPr>
+          <w:p>
+            <w:r>
+              <w:rPr>
+                <w:sz w:val="20"/>
+              </w:rPr>
+            </w:r>
+            <w:r>
+              <w:rPr>
+                <w:b w:val="0"/>
+                <w:sz w:val="20"/>
+              </w:rPr>
+              <w:t>运动路径</w:t>
+            </w:r>
+          </w:p>
+        </w:tc>
+        <w:tc>
+          <w:tcPr>
+            <w:tcW w:type="dxa" w:w="3097"/>
+          </w:tcPr>
+          <w:p>
+            <w:r>
+              <w:rPr>
+                <w:sz w:val="20"/>
+              </w:rPr>
+            </w:r>
+          </w:p>
+        </w:tc>
+        <w:tc>
+          <w:tcPr>
+            <w:tcW w:type="dxa" w:w="3097"/>
+          </w:tcPr>
+          <w:p>
+            <w:r>
+              <w:rPr>
+                <w:sz w:val="20"/>
+              </w:rPr>
+            </w:r>
+          </w:p>
+        </w:tc>
+      </w:tr>
+      <w:tr>
+        <w:tc>
+          <w:tcPr>
+            <w:tcW w:type="dxa" w:w="3097"/>
+          </w:tcPr>
+          <w:p>
+            <w:r>
+              <w:rPr>
+                <w:sz w:val="20"/>
+              </w:rPr>
+            </w:r>
+            <w:r>
+              <w:rPr>
+                <w:b w:val="0"/>
+                <w:sz w:val="20"/>
+              </w:rPr>
+              <w:t>主要损失</w:t>
+            </w:r>
+          </w:p>
+        </w:tc>
+        <w:tc>
+          <w:tcPr>
+            <w:tcW w:type="dxa" w:w="3097"/>
+          </w:tcPr>
+          <w:p>
+            <w:r>
+              <w:rPr>
+                <w:sz w:val="20"/>
+              </w:rPr>
+            </w:r>
+          </w:p>
+        </w:tc>
+        <w:tc>
+          <w:tcPr>
+            <w:tcW w:type="dxa" w:w="3097"/>
+          </w:tcPr>
+          <w:p>
+            <w:r>
+              <w:rPr>
+                <w:sz w:val="20"/>
+              </w:rPr>
+            </w:r>
+          </w:p>
+        </w:tc>
+      </w:tr>
+    </w:tbl>
+    <w:p>
+      <w:pPr>
+        <w:spacing w:after="40"/>
+      </w:pPr>
+    </w:p>
+    <w:p>
+      <w:r>
+        <w:rPr>
+          <w:b/>
+        </w:rPr>
+        <w:t>教师追问</w:t>
+      </w:r>
+      <w:r>
+        <w:rPr>
+          <w:b w:val="0"/>
+        </w:rPr>
+        <w:t>：两次事件的"扳机"一样吗？共同点是什么？（不同：冰湖溃决 vs 冰岩崩；共同：同沟、同口岸、都被 V 型峡谷放大、跨境影响两国。）</w:t>
+      </w:r>
+    </w:p>
+    <w:p>
+      <w:r>
+        <w:rPr>
+          <w:b/>
+        </w:rPr>
+        <w:t>设计意图</w:t>
+      </w:r>
+      <w:r>
+        <w:rPr>
+          <w:b w:val="0"/>
+        </w:rPr>
+        <w:t>：先把两个事件各自看清，再追问其关联——为"灾害链"概念搭好事实支架。</w:t>
+      </w:r>
+    </w:p>
+    <w:p>
+      <w:pPr>
+        <w:pStyle w:val="Heading3"/>
+      </w:pPr>
+      <w:r>
+        <w:rPr>
+          <w:b w:val="0"/>
+        </w:rPr>
+        <w:t>环节三　灾害链解构：四环节按钮探究（14 分钟）</w:t>
+      </w:r>
+    </w:p>
+    <w:p>
+      <w:r>
+        <w:rPr>
+          <w:b/>
+        </w:rPr>
+        <w:t>任务布置</w:t>
+      </w:r>
+      <w:r>
+        <w:rPr>
+          <w:b w:val="0"/>
+        </w:rPr>
+        <w:t>：打开"四要素"页签，依次点击四个环节按钮，边操作边完成任务单。</w:t>
+      </w:r>
+    </w:p>
+    <w:tbl>
+      <w:tblPr>
+        <w:tblStyle w:val="TableGrid"/>
+        <w:tblW w:type="auto" w:w="0"/>
+        <w:jc w:val="center"/>
+        <w:tblLook w:firstColumn="1" w:firstRow="1" w:lastColumn="0" w:lastRow="0" w:noHBand="0" w:noVBand="1" w:val="04A0"/>
+      </w:tblPr>
+      <w:tblGrid>
+        <w:gridCol w:w="3097"/>
+        <w:gridCol w:w="3097"/>
+        <w:gridCol w:w="3097"/>
+      </w:tblGrid>
+      <w:tr>
+        <w:tc>
+          <w:tcPr>
+            <w:tcW w:type="dxa" w:w="3097"/>
+            <w:shd w:val="clear" w:fill="D9E2F3"/>
+          </w:tcPr>
+          <w:p>
+            <w:r>
+              <w:rPr>
+                <w:b/>
+              </w:rPr>
+            </w:r>
+            <w:r>
+              <w:rPr>
+                <w:b/>
+              </w:rPr>
+              <w:t>探究环节</w:t>
+            </w:r>
+          </w:p>
+        </w:tc>
+        <w:tc>
+          <w:tcPr>
+            <w:tcW w:type="dxa" w:w="3097"/>
+            <w:shd w:val="clear" w:fill="D9E2F3"/>
+          </w:tcPr>
+          <w:p>
+            <w:r>
+              <w:rPr>
+                <w:b/>
+              </w:rPr>
+            </w:r>
+            <w:r>
+              <w:rPr>
+                <w:b/>
+              </w:rPr>
+              <w:t>操作指引</w:t>
+            </w:r>
+          </w:p>
+        </w:tc>
+        <w:tc>
+          <w:tcPr>
+            <w:tcW w:type="dxa" w:w="3097"/>
+            <w:shd w:val="clear" w:fill="D9E2F3"/>
+          </w:tcPr>
+          <w:p>
+            <w:r>
+              <w:rPr>
+                <w:b/>
+              </w:rPr>
+            </w:r>
+            <w:r>
+              <w:rPr>
+                <w:b/>
+              </w:rPr>
+              <w:t>任务单问题</w:t>
+            </w:r>
+          </w:p>
+        </w:tc>
+      </w:tr>
+      <w:tr>
+        <w:tc>
+          <w:tcPr>
+            <w:tcW w:type="dxa" w:w="3097"/>
+          </w:tcPr>
+          <w:p>
+            <w:r>
+              <w:rPr>
+                <w:sz w:val="20"/>
+              </w:rPr>
+            </w:r>
+            <w:r>
+              <w:rPr>
+                <w:b w:val="0"/>
+                <w:sz w:val="20"/>
+              </w:rPr>
+              <w:t>① 气候背景</w:t>
+            </w:r>
+          </w:p>
+        </w:tc>
+        <w:tc>
+          <w:tcPr>
+            <w:tcW w:type="dxa" w:w="3097"/>
+          </w:tcPr>
+          <w:p>
+            <w:r>
+              <w:rPr>
+                <w:sz w:val="20"/>
+              </w:rPr>
+            </w:r>
+            <w:r>
+              <w:rPr>
+                <w:b w:val="0"/>
+                <w:sz w:val="20"/>
+              </w:rPr>
+              <w:t>点击"①气候背景"，看源区位置</w:t>
+            </w:r>
+          </w:p>
+        </w:tc>
+        <w:tc>
+          <w:tcPr>
+            <w:tcW w:type="dxa" w:w="3097"/>
+          </w:tcPr>
+          <w:p>
+            <w:r>
+              <w:rPr>
+                <w:sz w:val="20"/>
+              </w:rPr>
+            </w:r>
+            <w:r>
+              <w:rPr>
+                <w:b w:val="0"/>
+                <w:sz w:val="20"/>
+              </w:rPr>
+              <w:t>这次泥石流的"扳机"是什么？为什么前期降水偏少反而值得警惕？（变暖→冰岩接触面长期削弱→慢变量失稳）</w:t>
+            </w:r>
+          </w:p>
+        </w:tc>
+      </w:tr>
+      <w:tr>
+        <w:tc>
+          <w:tcPr>
+            <w:tcW w:type="dxa" w:w="3097"/>
+          </w:tcPr>
+          <w:p>
+            <w:r>
+              <w:rPr>
+                <w:sz w:val="20"/>
+              </w:rPr>
+            </w:r>
+            <w:r>
+              <w:rPr>
+                <w:b w:val="0"/>
+                <w:sz w:val="20"/>
+              </w:rPr>
+              <w:t>② 物源条件</w:t>
+            </w:r>
+          </w:p>
+        </w:tc>
+        <w:tc>
+          <w:tcPr>
+            <w:tcW w:type="dxa" w:w="3097"/>
+          </w:tcPr>
+          <w:p>
+            <w:r>
+              <w:rPr>
+                <w:sz w:val="20"/>
+              </w:rPr>
+            </w:r>
+            <w:r>
+              <w:rPr>
+                <w:b w:val="0"/>
+                <w:sz w:val="20"/>
+              </w:rPr>
+              <w:t>点击"②物源条件"，找到橙色 ★ 震中与冰湖群</w:t>
+            </w:r>
+          </w:p>
+        </w:tc>
+        <w:tc>
+          <w:tcPr>
+            <w:tcW w:type="dxa" w:w="3097"/>
+          </w:tcPr>
+          <w:p>
+            <w:r>
+              <w:rPr>
+                <w:sz w:val="20"/>
+              </w:rPr>
+            </w:r>
+            <w:r>
+              <w:rPr>
+                <w:b w:val="0"/>
+                <w:sz w:val="20"/>
+              </w:rPr>
+              <w:t>物源有哪三方面叠加？（冰碛/冻融碎屑 + 55 个冰湖 3.39 km² + 2015 年两次大地震震松岩体）</w:t>
+            </w:r>
+          </w:p>
+        </w:tc>
+      </w:tr>
+      <w:tr>
+        <w:tc>
+          <w:tcPr>
+            <w:tcW w:type="dxa" w:w="3097"/>
+          </w:tcPr>
+          <w:p>
+            <w:r>
+              <w:rPr>
+                <w:sz w:val="20"/>
+              </w:rPr>
+            </w:r>
+            <w:r>
+              <w:rPr>
+                <w:b w:val="0"/>
+                <w:sz w:val="20"/>
+              </w:rPr>
+              <w:t>③ 地形条件</w:t>
+            </w:r>
+          </w:p>
+        </w:tc>
+        <w:tc>
+          <w:tcPr>
+            <w:tcW w:type="dxa" w:w="3097"/>
+          </w:tcPr>
+          <w:p>
+            <w:r>
+              <w:rPr>
+                <w:sz w:val="20"/>
+              </w:rPr>
+            </w:r>
+            <w:r>
+              <w:rPr>
+                <w:b w:val="0"/>
+                <w:sz w:val="20"/>
+              </w:rPr>
+              <w:t>点击"③地形条件"，用 📏 量源区到口岸直线距离</w:t>
+            </w:r>
+          </w:p>
+        </w:tc>
+        <w:tc>
+          <w:tcPr>
+            <w:tcW w:type="dxa" w:w="3097"/>
+          </w:tcPr>
+          <w:p>
+            <w:r>
+              <w:rPr>
+                <w:sz w:val="20"/>
+              </w:rPr>
+            </w:r>
+            <w:r>
+              <w:rPr>
+                <w:b w:val="0"/>
+                <w:sz w:val="20"/>
+              </w:rPr>
+              <w:t>落差约 3400 m；再算一算：22 km ÷ 7 min ≈ ____ m/s ≈ ____ km/h</w:t>
+            </w:r>
+          </w:p>
+        </w:tc>
+      </w:tr>
+      <w:tr>
+        <w:tc>
+          <w:tcPr>
+            <w:tcW w:type="dxa" w:w="3097"/>
+          </w:tcPr>
+          <w:p>
+            <w:r>
+              <w:rPr>
+                <w:sz w:val="20"/>
+              </w:rPr>
+            </w:r>
+            <w:r>
+              <w:rPr>
+                <w:b w:val="0"/>
+                <w:sz w:val="20"/>
+              </w:rPr>
+              <w:t>④ 链式放大</w:t>
+            </w:r>
+          </w:p>
+        </w:tc>
+        <w:tc>
+          <w:tcPr>
+            <w:tcW w:type="dxa" w:w="3097"/>
+          </w:tcPr>
+          <w:p>
+            <w:r>
+              <w:rPr>
+                <w:sz w:val="20"/>
+              </w:rPr>
+            </w:r>
+            <w:r>
+              <w:rPr>
+                <w:b w:val="0"/>
+                <w:sz w:val="20"/>
+              </w:rPr>
+              <w:t>点击"④链式放大"，看红色 2026 路径 + 绿色 2025 路径 + 吉隆藏布</w:t>
+            </w:r>
+          </w:p>
+        </w:tc>
+        <w:tc>
+          <w:tcPr>
+            <w:tcW w:type="dxa" w:w="3097"/>
+          </w:tcPr>
+          <w:p>
+            <w:r>
+              <w:rPr>
+                <w:sz w:val="20"/>
+              </w:rPr>
+            </w:r>
+            <w:r>
+              <w:rPr>
+                <w:b w:val="0"/>
+                <w:sz w:val="20"/>
+              </w:rPr>
+              <w:t>2025 事件在灾害链中扮演什么角色？（前奏——同一条链上的第一次爆发）</w:t>
+            </w:r>
+          </w:p>
+        </w:tc>
+      </w:tr>
+    </w:tbl>
+    <w:p>
+      <w:pPr>
+        <w:spacing w:after="40"/>
+      </w:pPr>
+    </w:p>
+    <w:p>
+      <w:r>
+        <w:rPr>
+          <w:b/>
+        </w:rPr>
+        <w:t>核心讨论（约 4 分钟）</w:t>
+      </w:r>
+      <w:r>
+        <w:rPr>
+          <w:b w:val="0"/>
+        </w:rPr>
+        <w:t xml:space="preserve">：教师广播——同时叠加 </w:t>
+      </w:r>
+      <w:r>
+        <w:rPr>
+          <w:b/>
+        </w:rPr>
+        <w:t>2026 路径 + 2025 路径 + 吉隆藏布 + 冰湖群</w:t>
+      </w:r>
+      <w:r>
+        <w:rPr>
+          <w:b w:val="0"/>
+        </w:rPr>
+        <w:t xml:space="preserve"> 图层。学生回答：如果 2025 年洪水之后采取有效措施，2026 年的损失能否减小？哪些措施？</w:t>
+      </w:r>
+    </w:p>
+    <w:p>
+      <w:r>
+        <w:rPr>
+          <w:b/>
+        </w:rPr>
+        <w:t>设计意图</w:t>
+      </w:r>
+      <w:r>
+        <w:rPr>
+          <w:b w:val="0"/>
+        </w:rPr>
+        <w:t>：四环节按钮带学生走完"气候→物源→地形→放大"的完整链条；核心讨论把两次事件</w:t>
+      </w:r>
+      <w:r>
+        <w:rPr>
+          <w:b/>
+        </w:rPr>
+        <w:t>合成为一条链</w:t>
+      </w:r>
+      <w:r>
+        <w:rPr>
+          <w:b w:val="0"/>
+        </w:rPr>
+        <w:t>，灾害链思维在此落地。</w:t>
+      </w:r>
+    </w:p>
+    <w:p>
+      <w:pPr>
+        <w:pStyle w:val="Heading3"/>
+      </w:pPr>
+      <w:r>
+        <w:rPr>
+          <w:b w:val="0"/>
+        </w:rPr>
+        <w:t>环节四　角色扮演：我是口岸灾害风险研判员（10 分钟）</w:t>
+      </w:r>
+    </w:p>
+    <w:p>
+      <w:r>
+        <w:rPr>
+          <w:b/>
+        </w:rPr>
+        <w:t>任务布置</w:t>
+      </w:r>
+      <w:r>
+        <w:rPr>
+          <w:b w:val="0"/>
+        </w:rPr>
+        <w:t>：各组以"口岸灾害风险研判员"身份，完成单元大任务"</w:t>
+      </w:r>
+      <w:r>
+        <w:rPr>
+          <w:b/>
+        </w:rPr>
+        <w:t>风险研判与防灾建议报告</w:t>
+      </w:r>
+      <w:r>
+        <w:rPr>
+          <w:b w:val="0"/>
+        </w:rPr>
+        <w:t>"（ orally 汇报要点 + 书面完成报告框架）。</w:t>
+      </w:r>
+    </w:p>
+    <w:p>
+      <w:r>
+        <w:rPr>
+          <w:b/>
+        </w:rPr>
+        <w:t>报告三问</w:t>
+      </w:r>
+      <w:r>
+        <w:rPr>
+          <w:b w:val="0"/>
+        </w:rPr>
+        <w:t>：</w:t>
+      </w:r>
+    </w:p>
+    <w:p>
+      <w:pPr>
+        <w:pStyle w:val="ListNumber"/>
+      </w:pPr>
+      <w:r>
+        <w:rPr>
+          <w:b/>
+        </w:rPr>
+        <w:t>研判</w:t>
+      </w:r>
+      <w:r>
+        <w:rPr>
+          <w:b w:val="0"/>
+        </w:rPr>
+        <w:t>：吉隆口岸面临的主要灾害风险是什么？（用灾害链语言表述，至少 3 个环节）</w:t>
+      </w:r>
+    </w:p>
+    <w:p>
+      <w:pPr>
+        <w:pStyle w:val="ListNumber"/>
+      </w:pPr>
+      <w:r>
+        <w:rPr>
+          <w:b/>
+        </w:rPr>
+        <w:t>选址</w:t>
+      </w:r>
+      <w:r>
+        <w:rPr>
+          <w:b w:val="0"/>
+        </w:rPr>
+        <w:t>：口岸位于东林藏布汇入吉隆藏布交汇处附近，从灾害链角度评价这一选址，给出"保留 / 调整 / 迁移"建议并说明理由。</w:t>
+      </w:r>
+    </w:p>
+    <w:p>
+      <w:pPr>
+        <w:pStyle w:val="ListNumber"/>
+      </w:pPr>
+      <w:r>
+        <w:rPr>
+          <w:b/>
+        </w:rPr>
+        <w:t>对策</w:t>
+      </w:r>
+      <w:r>
+        <w:rPr>
+          <w:b w:val="0"/>
+        </w:rPr>
+        <w:t>：提出至少 3 条防灾减灾措施，每条须对应灾害链的一个环节（监测预警 / 工程防护 / 土地利用 / 跨境合作）。</w:t>
+      </w:r>
+    </w:p>
+    <w:p>
+      <w:r>
+        <w:rPr>
+          <w:b/>
+        </w:rPr>
+        <w:t>学生活动</w:t>
+      </w:r>
+      <w:r>
+        <w:rPr>
+          <w:b w:val="0"/>
+        </w:rPr>
+        <w:t>：小组讨论 6 分钟，形成汇报要点；教师巡视，依据量规即时点拨。</w:t>
+      </w:r>
+    </w:p>
+    <w:p>
+      <w:r>
+        <w:rPr>
+          <w:b/>
+        </w:rPr>
+        <w:t>设计意图</w:t>
+      </w:r>
+      <w:r>
+        <w:rPr>
+          <w:b w:val="0"/>
+        </w:rPr>
+        <w:t>：以真实角色和真实决策收束单元，落实课标 1.11"列举防灾减灾的措施"；选址评价题直指人地协调观。</w:t>
+      </w:r>
+    </w:p>
+    <w:p>
+      <w:pPr>
+        <w:pStyle w:val="Heading3"/>
+      </w:pPr>
+      <w:r>
+        <w:rPr>
+          <w:b w:val="0"/>
+        </w:rPr>
+        <w:t>环节五　汇报交流与评价（5 分钟）</w:t>
+      </w:r>
+    </w:p>
+    <w:p>
+      <w:r>
+        <w:rPr>
+          <w:b w:val="0"/>
+        </w:rPr>
+        <w:t>2–3 组代表用 1 分钟汇报"研判 + 选址 + 对策"；其他小组补充质疑。教师依据单元量规（见第一部分八）从"成因分析、GIS 应用、防灾建议、合作表达"四维度即时点评并记录。</w:t>
+      </w:r>
+    </w:p>
+    <w:p>
+      <w:pPr>
+        <w:pStyle w:val="Heading3"/>
+      </w:pPr>
+      <w:r>
+        <w:rPr>
+          <w:b w:val="0"/>
+        </w:rPr>
+        <w:t>环节六　单元总结（1 分钟）</w:t>
+      </w:r>
+    </w:p>
+    <w:p>
+      <w:r>
+        <w:rPr>
+          <w:b w:val="0"/>
+        </w:rPr>
+        <w:t>教师用三句话收束全单元：</w:t>
+      </w:r>
+    </w:p>
+    <w:p>
+      <w:r>
+        <w:rPr>
+          <w:b/>
+        </w:rPr>
+        <w:t>"第 1 课我们看清了灾害的样子；第 2 课我们在图层叠加中找到了灾害的原因——松散物质、坡与水装填弹药，暴雨或地震扣动扳机；今天我们看到，在气候变暖的高寒山区，扳机可能是一个更长的链条的起点。而无论扳机是什么，防灾的逻辑始终不变：看清灾害链上的每一环，并在每一环上提前设防。"</w:t>
+      </w:r>
+    </w:p>
+    <w:p>
+      <w:pPr>
+        <w:pStyle w:val="Heading2"/>
+      </w:pPr>
+      <w:r>
+        <w:rPr>
+          <w:b w:val="0"/>
+        </w:rPr>
+        <w:t>七、作业设计</w:t>
+      </w:r>
+    </w:p>
+    <w:p>
+      <w:pPr>
+        <w:pStyle w:val="ListNumber"/>
+      </w:pPr>
+      <w:r>
+        <w:rPr>
+          <w:b/>
+        </w:rPr>
+        <w:t>基础作业</w:t>
+      </w:r>
+      <w:r>
+        <w:rPr>
+          <w:b w:val="0"/>
+        </w:rPr>
+        <w:t>（全体）：完成双事件对比表与灾害链四环节填空（任务单第一部分）。</w:t>
+      </w:r>
+    </w:p>
+    <w:p>
+      <w:pPr>
+        <w:pStyle w:val="ListNumber"/>
+      </w:pPr>
+      <w:r>
+        <w:rPr>
+          <w:b/>
+        </w:rPr>
+        <w:t>拓展作业</w:t>
+      </w:r>
+      <w:r>
+        <w:rPr>
+          <w:b w:val="0"/>
+        </w:rPr>
+        <w:t>（衔接课标 1.12）：查阅资料，说说 GIS 还能怎样帮助监测"慢变量"——冰川/冰湖遥感、冻土观测、冰岩崩地震声学监测，任选其一写 100 字说明。</w:t>
+      </w:r>
+    </w:p>
+    <w:p>
+      <w:pPr>
+        <w:pStyle w:val="ListNumber"/>
+      </w:pPr>
+      <w:r>
+        <w:rPr>
+          <w:b/>
+        </w:rPr>
+        <w:t>挑战作业</w:t>
+      </w:r>
+      <w:r>
+        <w:rPr>
+          <w:b w:val="0"/>
+        </w:rPr>
+        <w:t>（选做，思辨）：吉隆工具中，哪些图层是真实数据、哪些是示意？（看"关于"页签）思考：为什么高寒山区缺少像日本国土地理院那样精细公开的灾害分布图？数据公开程度差异背后是什么？</w:t>
+      </w:r>
+    </w:p>
+    <w:p>
+      <w:pPr>
+        <w:pStyle w:val="Heading2"/>
+      </w:pPr>
+      <w:r>
+        <w:rPr>
+          <w:b w:val="0"/>
+        </w:rPr>
+        <w:t>八、板书设计</w:t>
+      </w:r>
+    </w:p>
+    <w:p>
+      <w:pPr>
+        <w:spacing w:after="0"/>
+      </w:pPr>
+      <w:r>
+        <w:rPr>
+          <w:rFonts w:ascii="Consolas" w:hAnsi="Consolas" w:eastAsia="微软雅黑"/>
+          <w:sz w:val="20"/>
+        </w:rPr>
+        <w:t xml:space="preserve">        吉隆口岸：一条沟的两年两爆</w:t>
+      </w:r>
+    </w:p>
+    <w:p>
+      <w:pPr>
+        <w:spacing w:after="0"/>
+      </w:pPr>
+      <w:r>
+        <w:rPr>
+          <w:rFonts w:ascii="Consolas" w:hAnsi="Consolas" w:eastAsia="微软雅黑"/>
+          <w:sz w:val="20"/>
+        </w:rPr>
+        <w:t xml:space="preserve">      ┌─────────────────────────────────┐</w:t>
+      </w:r>
+    </w:p>
+    <w:p>
+      <w:pPr>
+        <w:spacing w:after="0"/>
+      </w:pPr>
+      <w:r>
+        <w:rPr>
+          <w:rFonts w:ascii="Consolas" w:hAnsi="Consolas" w:eastAsia="微软雅黑"/>
+          <w:sz w:val="20"/>
+        </w:rPr>
+        <w:t xml:space="preserve">      │ 气候背景（慢变量）：变暖→冰岩失稳       │</w:t>
+      </w:r>
+    </w:p>
+    <w:p>
+      <w:pPr>
+        <w:spacing w:after="0"/>
+      </w:pPr>
+      <w:r>
+        <w:rPr>
+          <w:rFonts w:ascii="Consolas" w:hAnsi="Consolas" w:eastAsia="微软雅黑"/>
+          <w:sz w:val="20"/>
+        </w:rPr>
+        <w:t xml:space="preserve">      │        ↓                        │</w:t>
+      </w:r>
+    </w:p>
+    <w:p>
+      <w:pPr>
+        <w:spacing w:after="0"/>
+      </w:pPr>
+      <w:r>
+        <w:rPr>
+          <w:rFonts w:ascii="Consolas" w:hAnsi="Consolas" w:eastAsia="微软雅黑"/>
+          <w:sz w:val="20"/>
+        </w:rPr>
+        <w:t xml:space="preserve">      │ 物源条件：冰碛碎屑＋55冰湖＋2015双震    │</w:t>
+      </w:r>
+    </w:p>
+    <w:p>
+      <w:pPr>
+        <w:spacing w:after="0"/>
+      </w:pPr>
+      <w:r>
+        <w:rPr>
+          <w:rFonts w:ascii="Consolas" w:hAnsi="Consolas" w:eastAsia="微软雅黑"/>
+          <w:sz w:val="20"/>
+        </w:rPr>
+        <w:t xml:space="preserve">      │        ↓                        │</w:t>
+      </w:r>
+    </w:p>
+    <w:p>
+      <w:pPr>
+        <w:spacing w:after="0"/>
+      </w:pPr>
+      <w:r>
+        <w:rPr>
+          <w:rFonts w:ascii="Consolas" w:hAnsi="Consolas" w:eastAsia="微软雅黑"/>
+          <w:sz w:val="20"/>
+        </w:rPr>
+        <w:t xml:space="preserve">      │ 地形条件：落差3400m，V型峡谷，22km/7min │</w:t>
+      </w:r>
+    </w:p>
+    <w:p>
+      <w:pPr>
+        <w:spacing w:after="0"/>
+      </w:pPr>
+      <w:r>
+        <w:rPr>
+          <w:rFonts w:ascii="Consolas" w:hAnsi="Consolas" w:eastAsia="微软雅黑"/>
+          <w:sz w:val="20"/>
+        </w:rPr>
+        <w:t xml:space="preserve">      │        ↓                        │</w:t>
+      </w:r>
+    </w:p>
+    <w:p>
+      <w:pPr>
+        <w:spacing w:after="0"/>
+      </w:pPr>
+      <w:r>
+        <w:rPr>
+          <w:rFonts w:ascii="Consolas" w:hAnsi="Consolas" w:eastAsia="微软雅黑"/>
+          <w:sz w:val="20"/>
+        </w:rPr>
+        <w:t xml:space="preserve">      │ 链式放大：冰岩崩→泥石流→口岸→跨境尼泊尔  │</w:t>
+      </w:r>
+    </w:p>
+    <w:p>
+      <w:pPr>
+        <w:spacing w:after="0"/>
+      </w:pPr>
+      <w:r>
+        <w:rPr>
+          <w:rFonts w:ascii="Consolas" w:hAnsi="Consolas" w:eastAsia="微软雅黑"/>
+          <w:sz w:val="20"/>
+        </w:rPr>
+        <w:t xml:space="preserve">      │   （2025溃决洪水 = 同一条链的前奏）      │</w:t>
+      </w:r>
+    </w:p>
+    <w:p>
+      <w:pPr>
+        <w:spacing w:after="0"/>
+      </w:pPr>
+      <w:r>
+        <w:rPr>
+          <w:rFonts w:ascii="Consolas" w:hAnsi="Consolas" w:eastAsia="微软雅黑"/>
+          <w:sz w:val="20"/>
+        </w:rPr>
+        <w:t xml:space="preserve">      └─────────────────────────────────┘</w:t>
+      </w:r>
+    </w:p>
+    <w:p>
+      <w:pPr>
+        <w:spacing w:after="0"/>
+      </w:pPr>
+      <w:r>
+        <w:rPr>
+          <w:rFonts w:ascii="Consolas" w:hAnsi="Consolas" w:eastAsia="微软雅黑"/>
+          <w:sz w:val="20"/>
+        </w:rPr>
+        <w:t xml:space="preserve">      对策：灾害链上每一环，都可以且应该设防</w:t>
+      </w:r>
+    </w:p>
+    <w:p>
+      <w:pPr>
+        <w:pStyle w:val="Heading2"/>
+      </w:pPr>
+      <w:r>
+        <w:rPr>
+          <w:b w:val="0"/>
+        </w:rPr>
+        <w:t>九、教学评价</w:t>
+      </w:r>
+    </w:p>
+    <w:p>
+      <w:pPr>
+        <w:pStyle w:val="ListBullet"/>
+      </w:pPr>
+      <w:r>
+        <w:rPr>
+          <w:b/>
+        </w:rPr>
+        <w:t>过程性</w:t>
+      </w:r>
+      <w:r>
+        <w:rPr>
+          <w:b w:val="0"/>
+        </w:rPr>
+        <w:t>：任务单当堂回收，重点看灾害链四环节是否形成</w:t>
+      </w:r>
+      <w:r>
+        <w:rPr>
+          <w:b/>
+        </w:rPr>
+        <w:t>因果链条</w:t>
+      </w:r>
+      <w:r>
+        <w:rPr>
+          <w:b w:val="0"/>
+        </w:rPr>
+        <w:t>（而非四个孤立名词）。</w:t>
+      </w:r>
+    </w:p>
+    <w:p>
+      <w:pPr>
+        <w:pStyle w:val="ListBullet"/>
+      </w:pPr>
+      <w:r>
+        <w:rPr>
+          <w:b/>
+        </w:rPr>
+        <w:t>表现性</w:t>
+      </w:r>
+      <w:r>
+        <w:rPr>
+          <w:b w:val="0"/>
+        </w:rPr>
+        <w:t>："风险研判与防灾建议报告"依据单元量规评定；选址评价题关注是否有空间证据支撑。</w:t>
+      </w:r>
+    </w:p>
+    <w:p>
+      <w:pPr>
+        <w:pStyle w:val="ListBullet"/>
+      </w:pPr>
+      <w:r>
+        <w:rPr>
+          <w:b/>
+        </w:rPr>
+        <w:t>迁移性</w:t>
+      </w:r>
+      <w:r>
+        <w:rPr>
+          <w:b w:val="0"/>
+        </w:rPr>
+        <w:t>：挑战作业看学生能否辨别真实数据与示意图层，并说出理由。</w:t>
+      </w:r>
+    </w:p>
+    <w:p>
+      <w:pPr>
+        <w:pStyle w:val="Heading2"/>
+      </w:pPr>
+      <w:r>
+        <w:rPr>
+          <w:b w:val="0"/>
+        </w:rPr>
+        <w:t>十、教学反思预设（课后填写）</w:t>
+      </w:r>
+    </w:p>
+    <w:p>
+      <w:pPr>
+        <w:pStyle w:val="ListNumber"/>
+      </w:pPr>
+      <w:r>
+        <w:rPr>
+          <w:b w:val="0"/>
+        </w:rPr>
+        <w:t>"降水偏少仍成灾"的认知冲突是否成功激发了学生对"慢变量"的思考？</w:t>
+      </w:r>
+    </w:p>
+    <w:p>
+      <w:pPr>
+        <w:pStyle w:val="ListNumber"/>
+      </w:pPr>
+      <w:r>
+        <w:rPr>
+          <w:b w:val="0"/>
+        </w:rPr>
+        <w:t>双事件对比表是否帮助学生真正理解了"两次事件是一条链"？耗时是否合适？</w:t>
+      </w:r>
+    </w:p>
+    <w:p>
+      <w:pPr>
+        <w:pStyle w:val="ListNumber"/>
+      </w:pPr>
+      <w:r>
+        <w:rPr>
+          <w:b w:val="0"/>
+        </w:rPr>
+        <w:t>角色扮演的报告质量如何？哪些小组仍停留在"要素罗列"而未形成"链条"？</w:t>
+      </w:r>
+    </w:p>
+    <w:p>
+      <w:pPr>
+        <w:pBdr>
+          <w:bottom w:val="single" w:sz="6" w:space="1" w:color="999999"/>
+        </w:pBdr>
+        <w:spacing w:after="160"/>
+      </w:pPr>
+    </w:p>
+    <w:p>
+      <w:pPr>
+        <w:pStyle w:val="Heading1"/>
+      </w:pPr>
+      <w:r>
+        <w:rPr>
+          <w:b w:val="0"/>
+        </w:rPr>
+        <w:t>附录二　第 3 课时学生任务单（课堂用，可直接打印）</w:t>
+      </w:r>
+    </w:p>
+    <w:p>
+      <w:r>
+        <w:rPr>
+          <w:b/>
+        </w:rPr>
+        <w:t>任务单：我是口岸灾害风险研判员——一条沟的两年两爆</w:t>
+      </w:r>
+    </w:p>
+    <w:p>
+      <w:r>
+        <w:rPr>
+          <w:b w:val="0"/>
+        </w:rPr>
+        <w:t>班级____　组别____　姓名____　日期____</w:t>
+      </w:r>
+    </w:p>
+    <w:p>
+      <w:r>
+        <w:rPr>
+          <w:b/>
+        </w:rPr>
+        <w:t>任务一　双事件对比</w:t>
+      </w:r>
+      <w:r>
+        <w:rPr>
+          <w:b w:val="0"/>
+        </w:rPr>
+        <w:t>：打开"事件对比"页签，完成下表。</w:t>
+      </w:r>
+    </w:p>
+    <w:tbl>
+      <w:tblPr>
+        <w:tblStyle w:val="TableGrid"/>
+        <w:tblW w:type="auto" w:w="0"/>
+        <w:jc w:val="center"/>
+        <w:tblLook w:firstColumn="1" w:firstRow="1" w:lastColumn="0" w:lastRow="0" w:noHBand="0" w:noVBand="1" w:val="04A0"/>
+      </w:tblPr>
+      <w:tblGrid>
+        <w:gridCol w:w="3097"/>
+        <w:gridCol w:w="3097"/>
+        <w:gridCol w:w="3097"/>
+      </w:tblGrid>
+      <w:tr>
+        <w:tc>
+          <w:tcPr>
+            <w:tcW w:type="dxa" w:w="3097"/>
+            <w:shd w:val="clear" w:fill="D9E2F3"/>
+          </w:tcPr>
+          <w:p>
+            <w:r>
+              <w:rPr>
+                <w:b/>
+              </w:rPr>
+            </w:r>
+            <w:r>
+              <w:rPr>
+                <w:b/>
+              </w:rPr>
+              <w:t>对比项</w:t>
+            </w:r>
+          </w:p>
+        </w:tc>
+        <w:tc>
+          <w:tcPr>
+            <w:tcW w:type="dxa" w:w="3097"/>
+            <w:shd w:val="clear" w:fill="D9E2F3"/>
+          </w:tcPr>
+          <w:p>
+            <w:r>
+              <w:rPr>
+                <w:b/>
+              </w:rPr>
+            </w:r>
+            <w:r>
+              <w:rPr>
+                <w:b/>
+              </w:rPr>
+              <w:t>2025-07-08</w:t>
+            </w:r>
+          </w:p>
+        </w:tc>
+        <w:tc>
+          <w:tcPr>
+            <w:tcW w:type="dxa" w:w="3097"/>
+            <w:shd w:val="clear" w:fill="D9E2F3"/>
+          </w:tcPr>
+          <w:p>
+            <w:r>
+              <w:rPr>
+                <w:b/>
+              </w:rPr>
+            </w:r>
+            <w:r>
+              <w:rPr>
+                <w:b/>
+              </w:rPr>
+              <w:t>2026-08-26</w:t>
+            </w:r>
+          </w:p>
+        </w:tc>
+      </w:tr>
+      <w:tr>
+        <w:tc>
+          <w:tcPr>
+            <w:tcW w:type="dxa" w:w="3097"/>
+          </w:tcPr>
+          <w:p>
+            <w:r>
+              <w:rPr>
+                <w:sz w:val="20"/>
+              </w:rPr>
+            </w:r>
+            <w:r>
+              <w:rPr>
+                <w:b w:val="0"/>
+                <w:sz w:val="20"/>
+              </w:rPr>
+              <w:t>触发类型</w:t>
+            </w:r>
+          </w:p>
+        </w:tc>
+        <w:tc>
+          <w:tcPr>
+            <w:tcW w:type="dxa" w:w="3097"/>
+          </w:tcPr>
+          <w:p>
+            <w:r>
+              <w:rPr>
+                <w:sz w:val="20"/>
+              </w:rPr>
+            </w:r>
+          </w:p>
+        </w:tc>
+        <w:tc>
+          <w:tcPr>
+            <w:tcW w:type="dxa" w:w="3097"/>
+          </w:tcPr>
+          <w:p>
+            <w:r>
+              <w:rPr>
+                <w:sz w:val="20"/>
+              </w:rPr>
+            </w:r>
+          </w:p>
+        </w:tc>
+      </w:tr>
+      <w:tr>
+        <w:tc>
+          <w:tcPr>
+            <w:tcW w:type="dxa" w:w="3097"/>
+          </w:tcPr>
+          <w:p>
+            <w:r>
+              <w:rPr>
+                <w:sz w:val="20"/>
+              </w:rPr>
+            </w:r>
+            <w:r>
+              <w:rPr>
+                <w:b w:val="0"/>
+                <w:sz w:val="20"/>
+              </w:rPr>
+              <w:t>启动位置（海拔）</w:t>
+            </w:r>
+          </w:p>
+        </w:tc>
+        <w:tc>
+          <w:tcPr>
+            <w:tcW w:type="dxa" w:w="3097"/>
+          </w:tcPr>
+          <w:p>
+            <w:r>
+              <w:rPr>
+                <w:sz w:val="20"/>
+              </w:rPr>
+            </w:r>
+          </w:p>
+        </w:tc>
+        <w:tc>
+          <w:tcPr>
+            <w:tcW w:type="dxa" w:w="3097"/>
+          </w:tcPr>
+          <w:p>
+            <w:r>
+              <w:rPr>
+                <w:sz w:val="20"/>
+              </w:rPr>
+            </w:r>
+          </w:p>
+        </w:tc>
+      </w:tr>
+      <w:tr>
+        <w:tc>
+          <w:tcPr>
+            <w:tcW w:type="dxa" w:w="3097"/>
+          </w:tcPr>
+          <w:p>
+            <w:r>
+              <w:rPr>
+                <w:sz w:val="20"/>
+              </w:rPr>
+            </w:r>
+            <w:r>
+              <w:rPr>
+                <w:b w:val="0"/>
+                <w:sz w:val="20"/>
+              </w:rPr>
+              <w:t>运动路径</w:t>
+            </w:r>
+          </w:p>
+        </w:tc>
+        <w:tc>
+          <w:tcPr>
+            <w:tcW w:type="dxa" w:w="3097"/>
+          </w:tcPr>
+          <w:p>
+            <w:r>
+              <w:rPr>
+                <w:sz w:val="20"/>
+              </w:rPr>
+            </w:r>
+          </w:p>
+        </w:tc>
+        <w:tc>
+          <w:tcPr>
+            <w:tcW w:type="dxa" w:w="3097"/>
+          </w:tcPr>
+          <w:p>
+            <w:r>
+              <w:rPr>
+                <w:sz w:val="20"/>
+              </w:rPr>
+            </w:r>
+          </w:p>
+        </w:tc>
+      </w:tr>
+      <w:tr>
+        <w:tc>
+          <w:tcPr>
+            <w:tcW w:type="dxa" w:w="3097"/>
+          </w:tcPr>
+          <w:p>
+            <w:r>
+              <w:rPr>
+                <w:sz w:val="20"/>
+              </w:rPr>
+            </w:r>
+            <w:r>
+              <w:rPr>
+                <w:b w:val="0"/>
+                <w:sz w:val="20"/>
+              </w:rPr>
+              <w:t>主要损失</w:t>
+            </w:r>
+          </w:p>
+        </w:tc>
+        <w:tc>
+          <w:tcPr>
+            <w:tcW w:type="dxa" w:w="3097"/>
+          </w:tcPr>
+          <w:p>
+            <w:r>
+              <w:rPr>
+                <w:sz w:val="20"/>
+              </w:rPr>
+            </w:r>
+          </w:p>
+        </w:tc>
+        <w:tc>
+          <w:tcPr>
+            <w:tcW w:type="dxa" w:w="3097"/>
+          </w:tcPr>
+          <w:p>
+            <w:r>
+              <w:rPr>
+                <w:sz w:val="20"/>
+              </w:rPr>
+            </w:r>
+          </w:p>
+        </w:tc>
+      </w:tr>
+    </w:tbl>
+    <w:p>
+      <w:pPr>
+        <w:spacing w:after="40"/>
+      </w:pPr>
+    </w:p>
+    <w:p>
+      <w:pPr>
+        <w:pStyle w:val="ListNumber"/>
+      </w:pPr>
+      <w:r>
+        <w:rPr>
+          <w:b w:val="0"/>
+        </w:rPr>
+        <w:t>两次事件的共同点：________________________________。</w:t>
+      </w:r>
+    </w:p>
+    <w:p>
+      <w:r>
+        <w:rPr>
+          <w:b/>
+        </w:rPr>
+        <w:t>任务二　灾害链四环节</w:t>
+      </w:r>
+      <w:r>
+        <w:rPr>
+          <w:b w:val="0"/>
+        </w:rPr>
+        <w:t>：打开"四要素"页签，依次点击四个环节按钮。</w:t>
+      </w:r>
+    </w:p>
+    <w:tbl>
+      <w:tblPr>
+        <w:tblStyle w:val="TableGrid"/>
+        <w:tblW w:type="auto" w:w="0"/>
+        <w:jc w:val="center"/>
+        <w:tblLook w:firstColumn="1" w:firstRow="1" w:lastColumn="0" w:lastRow="0" w:noHBand="0" w:noVBand="1" w:val="04A0"/>
+      </w:tblPr>
+      <w:tblGrid>
+        <w:gridCol w:w="3097"/>
+        <w:gridCol w:w="3097"/>
+        <w:gridCol w:w="3097"/>
+      </w:tblGrid>
+      <w:tr>
+        <w:tc>
+          <w:tcPr>
+            <w:tcW w:type="dxa" w:w="3097"/>
+            <w:shd w:val="clear" w:fill="D9E2F3"/>
+          </w:tcPr>
+          <w:p>
+            <w:r>
+              <w:rPr>
+                <w:b/>
+              </w:rPr>
+            </w:r>
+            <w:r>
+              <w:rPr>
+                <w:b/>
+              </w:rPr>
+              <w:t>环节</w:t>
+            </w:r>
+          </w:p>
+        </w:tc>
+        <w:tc>
+          <w:tcPr>
+            <w:tcW w:type="dxa" w:w="3097"/>
+            <w:shd w:val="clear" w:fill="D9E2F3"/>
+          </w:tcPr>
+          <w:p>
+            <w:r>
+              <w:rPr>
+                <w:b/>
+              </w:rPr>
+            </w:r>
+            <w:r>
+              <w:rPr>
+                <w:b/>
+              </w:rPr>
+              <w:t>关键证据（写出来/画草图）</w:t>
+            </w:r>
+          </w:p>
+        </w:tc>
+        <w:tc>
+          <w:tcPr>
+            <w:tcW w:type="dxa" w:w="3097"/>
+            <w:shd w:val="clear" w:fill="D9E2F3"/>
+          </w:tcPr>
+          <w:p>
+            <w:r>
+              <w:rPr>
+                <w:b/>
+              </w:rPr>
+            </w:r>
+            <w:r>
+              <w:rPr>
+                <w:b/>
+              </w:rPr>
+              <w:t>我的解释</w:t>
+            </w:r>
+          </w:p>
+        </w:tc>
+      </w:tr>
+      <w:tr>
+        <w:tc>
+          <w:tcPr>
+            <w:tcW w:type="dxa" w:w="3097"/>
+          </w:tcPr>
+          <w:p>
+            <w:r>
+              <w:rPr>
+                <w:sz w:val="20"/>
+              </w:rPr>
+            </w:r>
+            <w:r>
+              <w:rPr>
+                <w:b w:val="0"/>
+                <w:sz w:val="20"/>
+              </w:rPr>
+              <w:t>① 气候背景</w:t>
+            </w:r>
+          </w:p>
+        </w:tc>
+        <w:tc>
+          <w:tcPr>
+            <w:tcW w:type="dxa" w:w="3097"/>
+          </w:tcPr>
+          <w:p>
+            <w:r>
+              <w:rPr>
+                <w:sz w:val="20"/>
+              </w:rPr>
+            </w:r>
+            <w:r>
+              <w:rPr>
+                <w:b w:val="0"/>
+                <w:sz w:val="20"/>
+              </w:rPr>
+              <w:t>前期降水偏少 / 偏多</w:t>
+            </w:r>
+          </w:p>
+        </w:tc>
+        <w:tc>
+          <w:tcPr>
+            <w:tcW w:type="dxa" w:w="3097"/>
+          </w:tcPr>
+          <w:p>
+            <w:r>
+              <w:rPr>
+                <w:sz w:val="20"/>
+              </w:rPr>
+            </w:r>
+          </w:p>
+        </w:tc>
+      </w:tr>
+      <w:tr>
+        <w:tc>
+          <w:tcPr>
+            <w:tcW w:type="dxa" w:w="3097"/>
+          </w:tcPr>
+          <w:p>
+            <w:r>
+              <w:rPr>
+                <w:sz w:val="20"/>
+              </w:rPr>
+            </w:r>
+            <w:r>
+              <w:rPr>
+                <w:b w:val="0"/>
+                <w:sz w:val="20"/>
+              </w:rPr>
+              <w:t>② 物源条件</w:t>
+            </w:r>
+          </w:p>
+        </w:tc>
+        <w:tc>
+          <w:tcPr>
+            <w:tcW w:type="dxa" w:w="3097"/>
+          </w:tcPr>
+          <w:p>
+            <w:r>
+              <w:rPr>
+                <w:sz w:val="20"/>
+              </w:rPr>
+            </w:r>
+            <w:r>
+              <w:rPr>
+                <w:b w:val="0"/>
+                <w:sz w:val="20"/>
+              </w:rPr>
+              <w:t>冰湖____个、共____km²；2015 年地震____次</w:t>
+            </w:r>
+          </w:p>
+        </w:tc>
+        <w:tc>
+          <w:tcPr>
+            <w:tcW w:type="dxa" w:w="3097"/>
+          </w:tcPr>
+          <w:p>
+            <w:r>
+              <w:rPr>
+                <w:sz w:val="20"/>
+              </w:rPr>
+            </w:r>
+          </w:p>
+        </w:tc>
+      </w:tr>
+      <w:tr>
+        <w:tc>
+          <w:tcPr>
+            <w:tcW w:type="dxa" w:w="3097"/>
+          </w:tcPr>
+          <w:p>
+            <w:r>
+              <w:rPr>
+                <w:sz w:val="20"/>
+              </w:rPr>
+            </w:r>
+            <w:r>
+              <w:rPr>
+                <w:b w:val="0"/>
+                <w:sz w:val="20"/>
+              </w:rPr>
+              <w:t>③ 地形条件</w:t>
+            </w:r>
+          </w:p>
+        </w:tc>
+        <w:tc>
+          <w:tcPr>
+            <w:tcW w:type="dxa" w:w="3097"/>
+          </w:tcPr>
+          <w:p>
+            <w:r>
+              <w:rPr>
+                <w:sz w:val="20"/>
+              </w:rPr>
+            </w:r>
+            <w:r>
+              <w:rPr>
+                <w:b w:val="0"/>
+                <w:sz w:val="20"/>
+              </w:rPr>
+              <w:t>源区到口岸直线距离____km（📏 实测）；22 km ÷ 7 min ≈ ____m/s</w:t>
+            </w:r>
+          </w:p>
+        </w:tc>
+        <w:tc>
+          <w:tcPr>
+            <w:tcW w:type="dxa" w:w="3097"/>
+          </w:tcPr>
+          <w:p>
+            <w:r>
+              <w:rPr>
+                <w:sz w:val="20"/>
+              </w:rPr>
+            </w:r>
+          </w:p>
+        </w:tc>
+      </w:tr>
+      <w:tr>
+        <w:tc>
+          <w:tcPr>
+            <w:tcW w:type="dxa" w:w="3097"/>
+          </w:tcPr>
+          <w:p>
+            <w:r>
+              <w:rPr>
+                <w:sz w:val="20"/>
+              </w:rPr>
+            </w:r>
+            <w:r>
+              <w:rPr>
+                <w:b w:val="0"/>
+                <w:sz w:val="20"/>
+              </w:rPr>
+              <w:t>④ 链式放大</w:t>
+            </w:r>
+          </w:p>
+        </w:tc>
+        <w:tc>
+          <w:tcPr>
+            <w:tcW w:type="dxa" w:w="3097"/>
+          </w:tcPr>
+          <w:p>
+            <w:r>
+              <w:rPr>
+                <w:sz w:val="20"/>
+              </w:rPr>
+            </w:r>
+            <w:r>
+              <w:rPr>
+                <w:b w:val="0"/>
+                <w:sz w:val="20"/>
+              </w:rPr>
+              <w:t>2025 事件在链条中的角色：________</w:t>
+            </w:r>
+          </w:p>
+        </w:tc>
+        <w:tc>
+          <w:tcPr>
+            <w:tcW w:type="dxa" w:w="3097"/>
+          </w:tcPr>
+          <w:p>
+            <w:r>
+              <w:rPr>
+                <w:sz w:val="20"/>
+              </w:rPr>
+            </w:r>
+          </w:p>
+        </w:tc>
+      </w:tr>
+    </w:tbl>
+    <w:p>
+      <w:pPr>
+        <w:spacing w:after="40"/>
+      </w:pPr>
+    </w:p>
+    <w:p>
+      <w:r>
+        <w:rPr>
+          <w:b/>
+        </w:rPr>
+        <w:t>任务三　风险研判与防灾建议</w:t>
+      </w:r>
+      <w:r>
+        <w:rPr>
+          <w:b w:val="0"/>
+        </w:rPr>
+        <w:t>（小组报告）</w:t>
+      </w:r>
+    </w:p>
+    <w:p>
+      <w:pPr>
+        <w:pStyle w:val="ListNumber"/>
+      </w:pPr>
+      <w:r>
+        <w:rPr>
+          <w:b w:val="0"/>
+        </w:rPr>
+        <w:t>用灾害链语言描述吉隆口岸面临的主要风险（至少 3 个环节）：________________________________。</w:t>
+      </w:r>
+    </w:p>
+    <w:p>
+      <w:pPr>
+        <w:pStyle w:val="ListNumber"/>
+      </w:pPr>
+      <w:r>
+        <w:rPr>
+          <w:b w:val="0"/>
+        </w:rPr>
+        <w:t>选址评价（保留 / 调整 / 迁移）及理由：________________________________。</w:t>
+      </w:r>
+    </w:p>
+    <w:p>
+      <w:pPr>
+        <w:pStyle w:val="ListNumber"/>
+      </w:pPr>
+      <w:r>
+        <w:rPr>
+          <w:b w:val="0"/>
+        </w:rPr>
+        <w:t>三条对策，每条对应灾害链一个环节：</w:t>
+      </w:r>
+    </w:p>
+    <w:p>
+      <w:pPr>
+        <w:pStyle w:val="ListBullet"/>
+      </w:pPr>
+      <w:r>
+        <w:rPr>
+          <w:b w:val="0"/>
+        </w:rPr>
+        <w:t>环节________：________________。</w:t>
+      </w:r>
+    </w:p>
+    <w:p>
+      <w:pPr>
+        <w:pStyle w:val="ListBullet"/>
+      </w:pPr>
+      <w:r>
+        <w:rPr>
+          <w:b w:val="0"/>
+        </w:rPr>
+        <w:t>环节________：________________。</w:t>
+      </w:r>
+    </w:p>
+    <w:p>
+      <w:pPr>
+        <w:pStyle w:val="ListBullet"/>
+      </w:pPr>
+      <w:r>
+        <w:rPr>
+          <w:b w:val="0"/>
+        </w:rPr>
+        <w:t>环节________：________________。</w:t>
+      </w:r>
+    </w:p>
+    <w:p>
+      <w:r>
+        <w:rPr>
+          <w:b/>
+        </w:rPr>
+        <w:t>挑战题（选做）</w:t>
+      </w:r>
+      <w:r>
+        <w:rPr>
+          <w:b w:val="0"/>
+        </w:rPr>
+        <w:t>：本工具中哪些图层是真实数据、哪些是示意？________________________________。</w:t>
       </w:r>
     </w:p>
     <w:sectPr>
